--- a/Slot1/Exercise1.docx
+++ b/Slot1/Exercise1.docx
@@ -1401,21 +1401,7 @@
             <w:rStyle w:val="Hyperlink"/>
             <w:noProof/>
           </w:rPr>
-          <w:t>Node.js Se</w:t>
-        </w:r>
-        <w:r>
-          <w:rPr>
-            <w:rStyle w:val="Hyperlink"/>
-            <w:noProof/>
-          </w:rPr>
-          <w:t>r</w:t>
-        </w:r>
-        <w:r>
-          <w:rPr>
-            <w:rStyle w:val="Hyperlink"/>
-            <w:noProof/>
-          </w:rPr>
-          <w:t>ver</w:t>
+          <w:t>Node.js Server</w:t>
         </w:r>
         <w:r>
           <w:rPr>
@@ -3000,23 +2986,6 @@
           <w:b/>
           <w:bCs/>
         </w:rPr>
-      </w:pPr>
-      <w:r>
-        <w:rPr>
-          <w:b/>
-          <w:bCs/>
-        </w:rPr>
-        <w:br w:type="page"/>
-      </w:r>
-    </w:p>
-    <w:p>
-      <w:pPr>
-        <w:pStyle w:val="0NoiDung"/>
-        <w:numPr>
-          <w:ilvl w:val="0"/>
-          <w:numId w:val="0"/>
-        </w:numPr>
-        <w:ind w:firstLine="720"/>
       </w:pPr>
     </w:p>
     <w:sectPr>
